--- a/docgen/要件定義書.docx
+++ b/docgen/要件定義書.docx
@@ -345,6 +345,80 @@
           </w:p>
         </w:tc>
       </w:tr>
+      <w:tr>
+        <w:tc>
+          <w:tcPr>
+            <w:tcW w:type="dxa" w:w="1400"/>
+            <w:tcMar>
+              <w:top w:type="dxa" w:w="80"/>
+              <w:left w:type="dxa" w:w="100"/>
+              <w:bottom w:type="dxa" w:w="80"/>
+              <w:right w:type="dxa" w:w="100"/>
+            </w:tcMar>
+            <w:vAlign w:val="center"/>
+          </w:tcPr>
+          <w:p>
+            <w:r>
+              <w:rPr>
+                <w:b w:val="false"/>
+                <w:bCs w:val="false"/>
+                <w:color w:val="000000"/>
+                <w:sz w:val="18"/>
+                <w:szCs w:val="18"/>
+              </w:rPr>
+              <w:t xml:space="preserve">v1.1</w:t>
+            </w:r>
+          </w:p>
+        </w:tc>
+        <w:tc>
+          <w:tcPr>
+            <w:tcW w:type="dxa" w:w="2200"/>
+            <w:tcMar>
+              <w:top w:type="dxa" w:w="80"/>
+              <w:left w:type="dxa" w:w="100"/>
+              <w:bottom w:type="dxa" w:w="80"/>
+              <w:right w:type="dxa" w:w="100"/>
+            </w:tcMar>
+            <w:vAlign w:val="center"/>
+          </w:tcPr>
+          <w:p>
+            <w:r>
+              <w:rPr>
+                <w:b w:val="false"/>
+                <w:bCs w:val="false"/>
+                <w:color w:val="000000"/>
+                <w:sz w:val="18"/>
+                <w:szCs w:val="18"/>
+              </w:rPr>
+              <w:t xml:space="preserve">2026年8月</w:t>
+            </w:r>
+          </w:p>
+        </w:tc>
+        <w:tc>
+          <w:tcPr>
+            <w:tcW w:type="dxa" w:w="6800"/>
+            <w:tcMar>
+              <w:top w:type="dxa" w:w="80"/>
+              <w:left w:type="dxa" w:w="100"/>
+              <w:bottom w:type="dxa" w:w="80"/>
+              <w:right w:type="dxa" w:w="100"/>
+            </w:tcMar>
+            <w:vAlign w:val="center"/>
+          </w:tcPr>
+          <w:p>
+            <w:r>
+              <w:rPr>
+                <w:b w:val="false"/>
+                <w:bCs w:val="false"/>
+                <w:color w:val="000000"/>
+                <w:sz w:val="18"/>
+                <w:szCs w:val="18"/>
+              </w:rPr>
+              <w:t xml:space="preserve">Googleアカウントログイン・2段階認証(TOTP)の追加に伴い、業務要件・非機能要件を更新</w:t>
+            </w:r>
+          </w:p>
+        </w:tc>
+      </w:tr>
     </w:tbl>
     <w:p>
       <w:r>
@@ -1194,6 +1268,154 @@
           </w:p>
         </w:tc>
       </w:tr>
+      <w:tr>
+        <w:tc>
+          <w:tcPr>
+            <w:tcW w:type="dxa" w:w="1400"/>
+            <w:tcMar>
+              <w:top w:type="dxa" w:w="80"/>
+              <w:left w:type="dxa" w:w="100"/>
+              <w:bottom w:type="dxa" w:w="80"/>
+              <w:right w:type="dxa" w:w="100"/>
+            </w:tcMar>
+            <w:vAlign w:val="center"/>
+          </w:tcPr>
+          <w:p>
+            <w:r>
+              <w:rPr>
+                <w:b w:val="false"/>
+                <w:bCs w:val="false"/>
+                <w:color w:val="000000"/>
+                <w:sz w:val="18"/>
+                <w:szCs w:val="18"/>
+              </w:rPr>
+              <w:t xml:space="preserve">BR-009</w:t>
+            </w:r>
+          </w:p>
+        </w:tc>
+        <w:tc>
+          <w:tcPr>
+            <w:tcW w:type="dxa" w:w="6800"/>
+            <w:tcMar>
+              <w:top w:type="dxa" w:w="80"/>
+              <w:left w:type="dxa" w:w="100"/>
+              <w:bottom w:type="dxa" w:w="80"/>
+              <w:right w:type="dxa" w:w="100"/>
+            </w:tcMar>
+            <w:vAlign w:val="center"/>
+          </w:tcPr>
+          <w:p>
+            <w:r>
+              <w:rPr>
+                <w:b w:val="false"/>
+                <w:bCs w:val="false"/>
+                <w:color w:val="000000"/>
+                <w:sz w:val="18"/>
+                <w:szCs w:val="18"/>
+              </w:rPr>
+              <w:t xml:space="preserve">パスワード入力の手間を減らすため、Googleアカウントでもログイン・新規登録できること(既存のメール/パスワードアカウントと同じメールアドレスの場合は自動連携すること)</w:t>
+            </w:r>
+          </w:p>
+        </w:tc>
+        <w:tc>
+          <w:tcPr>
+            <w:tcW w:type="dxa" w:w="1600"/>
+            <w:tcMar>
+              <w:top w:type="dxa" w:w="80"/>
+              <w:left w:type="dxa" w:w="100"/>
+              <w:bottom w:type="dxa" w:w="80"/>
+              <w:right w:type="dxa" w:w="100"/>
+            </w:tcMar>
+            <w:vAlign w:val="center"/>
+          </w:tcPr>
+          <w:p>
+            <w:r>
+              <w:rPr>
+                <w:b w:val="false"/>
+                <w:bCs w:val="false"/>
+                <w:color w:val="000000"/>
+                <w:sz w:val="18"/>
+                <w:szCs w:val="18"/>
+              </w:rPr>
+              <w:t xml:space="preserve">Should</w:t>
+            </w:r>
+          </w:p>
+        </w:tc>
+      </w:tr>
+      <w:tr>
+        <w:tc>
+          <w:tcPr>
+            <w:tcW w:type="dxa" w:w="1400"/>
+            <w:tcMar>
+              <w:top w:type="dxa" w:w="80"/>
+              <w:left w:type="dxa" w:w="100"/>
+              <w:bottom w:type="dxa" w:w="80"/>
+              <w:right w:type="dxa" w:w="100"/>
+            </w:tcMar>
+            <w:vAlign w:val="center"/>
+          </w:tcPr>
+          <w:p>
+            <w:r>
+              <w:rPr>
+                <w:b w:val="false"/>
+                <w:bCs w:val="false"/>
+                <w:color w:val="000000"/>
+                <w:sz w:val="18"/>
+                <w:szCs w:val="18"/>
+              </w:rPr>
+              <w:t xml:space="preserve">BR-010</w:t>
+            </w:r>
+          </w:p>
+        </w:tc>
+        <w:tc>
+          <w:tcPr>
+            <w:tcW w:type="dxa" w:w="6800"/>
+            <w:tcMar>
+              <w:top w:type="dxa" w:w="80"/>
+              <w:left w:type="dxa" w:w="100"/>
+              <w:bottom w:type="dxa" w:w="80"/>
+              <w:right w:type="dxa" w:w="100"/>
+            </w:tcMar>
+            <w:vAlign w:val="center"/>
+          </w:tcPr>
+          <w:p>
+            <w:r>
+              <w:rPr>
+                <w:b w:val="false"/>
+                <w:bCs w:val="false"/>
+                <w:color w:val="000000"/>
+                <w:sz w:val="18"/>
+                <w:szCs w:val="18"/>
+              </w:rPr>
+              <w:t xml:space="preserve">アカウントの不正利用を防ぐため、任意で2段階認証(TOTP)を設定できること。認証アプリを紛失した場合に備えたバックアップコードも用意すること</w:t>
+            </w:r>
+          </w:p>
+        </w:tc>
+        <w:tc>
+          <w:tcPr>
+            <w:tcW w:type="dxa" w:w="1600"/>
+            <w:tcMar>
+              <w:top w:type="dxa" w:w="80"/>
+              <w:left w:type="dxa" w:w="100"/>
+              <w:bottom w:type="dxa" w:w="80"/>
+              <w:right w:type="dxa" w:w="100"/>
+            </w:tcMar>
+            <w:vAlign w:val="center"/>
+          </w:tcPr>
+          <w:p>
+            <w:r>
+              <w:rPr>
+                <w:b w:val="false"/>
+                <w:bCs w:val="false"/>
+                <w:color w:val="000000"/>
+                <w:sz w:val="18"/>
+                <w:szCs w:val="18"/>
+              </w:rPr>
+              <w:t xml:space="preserve">Should</w:t>
+            </w:r>
+          </w:p>
+        </w:tc>
+      </w:tr>
     </w:tbl>
     <w:p>
       <w:pPr>
@@ -1339,7 +1561,7 @@
                 <w:sz w:val="18"/>
                 <w:szCs w:val="18"/>
               </w:rPr>
-              <w:t xml:space="preserve">アカウント/ゲスト参加、QRコード生成</w:t>
+              <w:t xml:space="preserve">アカウント/ゲスト参加、QRコード生成、Googleアカウントログイン、2段階認証(TOTP)</w:t>
             </w:r>
           </w:p>
         </w:tc>
@@ -2077,7 +2299,7 @@
                 <w:sz w:val="18"/>
                 <w:szCs w:val="18"/>
               </w:rPr>
-              <w:t xml:space="preserve">パスワードはハッシュ化して保存し、平文を保持しないこと。決済情報は自社で保持せずStripeに委ねること</w:t>
+              <w:t xml:space="preserve">パスワードはハッシュ化して保存し、平文を保持しないこと。決済情報は自社で保持せずStripeに委ねること。2段階認証のTOTPシークレット・バックアップコードは平文を保持しない(バックアップコードはハッシュ化)こと</w:t>
             </w:r>
           </w:p>
         </w:tc>
